--- a/atelier/atelier_106.docx
+++ b/atelier/atelier_106.docx
@@ -441,7 +441,7 @@
           </w:tcPr>
           <w:p>
             <w:r>
-              <w:t xml:space="preserve">Capsule #105 lue (déployer ≠ activer, cycle de vie du flag)</w:t>
+              <w:t xml:space="preserve">Capsule lue (déployer ≠ activer, cycle de vie du flag)</w:t>
             </w:r>
           </w:p>
         </w:tc>
@@ -460,7 +460,7 @@
         <w:spacing w:after="120"/>
       </w:pPr>
       <w:r>
-        <w:t xml:space="preserve">La capsule #105 a posé le concept : un flag sépare déployer et activer. Place à la pratique. Cet atelier pose le premier feature flag de la squad sur une VRAIE fonctionnalité en cours — pas un exemple jouet. On enveloppe la fonctionnalité dans un interrupteur, on déploie le code flag éteint (rien de visible), puis on l’allume volontairement pour constater le découplage en vrai. Le but n’est pas la perfection technique mais le déclic : vivre, sur leur propre code, ce que veut dire « déployer sans activer » et « activer sans redéployer ». Une fois ce premier flag vécu, le concept cesse d’être abstrait.</w:t>
+        <w:t xml:space="preserve">La capsule a posé le concept : un flag sépare déployer et activer. Place à la pratique. Cet atelier pose le premier feature flag de la squad sur une VRAIE fonctionnalité en cours — pas un exemple jouet. On enveloppe la fonctionnalité dans un interrupteur, on déploie le code flag éteint (rien de visible), puis on l’allume volontairement pour constater le découplage en vrai. Le but n’est pas la perfection technique mais le déclic : vivre, sur leur propre code, ce que veut dire « déployer sans activer » et « activer sans redéployer ». Une fois ce premier flag vécu, le concept cesse d’être abstrait.</w:t>
       </w:r>
     </w:p>
     <w:p>
@@ -507,7 +507,7 @@
         <w:spacing w:after="80"/>
       </w:pPr>
       <w:r>
-        <w:t xml:space="preserve">Le premier flag enseigne le cycle de vie : en le posant, on voit déjà comment on l’allumera, et on note dès maintenant qu’il faudra le retirer une fois la fonctionnalité stabilisée (cf. dette de flags, capsule #105 et P02). Le premier flag est aussi la première leçon de discipline.</w:t>
+        <w:t xml:space="preserve">Le premier flag enseigne le cycle de vie : en le posant, on voit déjà comment on l’allumera, et on note dès maintenant qu’il faudra le retirer une fois la fonctionnalité stabilisée (cf. dette de flags, capsule et P02). Le premier flag est aussi la première leçon de discipline.</w:t>
       </w:r>
     </w:p>
     <w:p>
@@ -596,7 +596,7 @@
         <w:spacing w:after="120"/>
       </w:pPr>
       <w:r>
-        <w:t xml:space="preserve">À la sortie, la squad a posé son premier feature flag sur une vraie fonctionnalité, déployé le code flag éteint (fonctionnalité invisible), puis allumé le flag pour la faire apparaître sans redéployer. Le découplage déployer/activer a été vécu en direct, sur leur propre code. La condition de retrait du flag a été notée dès sa création. Le concept de la capsule #105 est désormais concret, et la fondation pratique de P01 est posée.</w:t>
+        <w:t xml:space="preserve">À la sortie, la squad a posé son premier feature flag sur une vraie fonctionnalité, déployé le code flag éteint (fonctionnalité invisible), puis allumé le flag pour la faire apparaître sans redéployer. Le découplage déployer/activer a été vécu en direct, sur leur propre code. La condition de retrait du flag a été notée dès sa création. Le concept de la capsule est désormais concret, et la fondation pratique de P01 est posée.</w:t>
       </w:r>
     </w:p>
     <w:p>
@@ -859,7 +859,7 @@
         <w:spacing w:after="120"/>
       </w:pPr>
       <w:r>
-        <w:t xml:space="preserve">Ce premier flag est sans doute une variable d’environnement ou une condition simple — suffisant pour démarrer. La suite structure : #107 (adopter un vrai outil de feature flags), #108 (inventorier les variables d’env existantes et les migrer vers cet outil), #109 (systématiser), #110 (targeting). Et tout du long, le réflexe anti-zombie amorcé ici prépare P02.</w:t>
+        <w:t xml:space="preserve">Ce premier flag est sans doute une variable d’environnement ou une condition simple — suffisant pour démarrer. La suite structure : (adopter un vrai outil de feature flags), (inventorier les variables d’env existantes et les migrer vers cet outil), (systématiser), (targeting). Et tout du long, le réflexe anti-zombie amorcé ici prépare P02.</w:t>
       </w:r>
     </w:p>
     <w:p>
